--- a/reports/02_第02周研发总结_现实相机三维点云重建与近红外追踪_20260925_新版.docx
+++ b/reports/02_第02周研发总结_现实相机三维点云重建与近红外追踪_20260925_新版.docx
@@ -238,7 +238,7 @@
                 <w:color w:val="000000"/>
                 <w:sz w:val="21"/>
               </w:rPr>
-              <w:t>视差图覆盖率达 100.00% (盲区清零)</w:t>
+              <w:t>视差图全域覆盖率接近 100% (弱纹理区由上下文推断)</w:t>
             </w:r>
           </w:p>
         </w:tc>
@@ -318,7 +318,7 @@
                 <w:color w:val="000000"/>
                 <w:sz w:val="21"/>
               </w:rPr>
-              <w:t>点云密度提升 3.25 倍，表面平滑无空洞</w:t>
+              <w:t>点云密度提升 3.25 倍；1m处理论测距分辨率约1.2mm</w:t>
             </w:r>
           </w:p>
         </w:tc>
@@ -452,7 +452,7 @@
                 <w:color w:val="000000"/>
                 <w:sz w:val="21"/>
               </w:rPr>
-              <w:t>针尖贴合误差 0.079 mm (FRE 0.035 mm)</w:t>
+              <w:t>【仿真理想工况】针尖贴合误差 0.079 mm</w:t>
             </w:r>
           </w:p>
         </w:tc>
@@ -478,7 +478,7 @@
                 <w:color w:val="000000"/>
                 <w:sz w:val="21"/>
               </w:rPr>
-              <w:t>500 帧时序闭环稳定，达成亚毫米级导引精度</w:t>
+              <w:t>算法数学收敛性验证通过；物理实测预估在 0.3~0.6 mm</w:t>
             </w:r>
           </w:p>
         </w:tc>
@@ -514,7 +514,7 @@
           <w:color w:val="000000"/>
           <w:sz w:val="24"/>
         </w:rPr>
-        <w:t>本周重点攻克了室内大面积弱纹理环境下的三维重建难题。成功将 ICCV 2025 SOTA 深度立体匹配网络 GREAT-Stereo 部署至海康实机流水线中，通过注意力机制有效聚合全局几何先验。实测表明，新算法彻底消除了传统 SGBM 的阶梯断裂与黑色空洞，在 1280×960 真实图像上达成 100.00% 的全稠密覆盖，重构出 125.6 万点的高精度点云，室内圆凳、柜台及纵深墙面的几何关系得到严谨还原。</w:t>
+        <w:t>本周重点攻克了室内大面积弱纹理环境下的三维重建难题。成功将 ICCV 2025 SOTA 深度立体匹配网络 GREAT-Stereo 部署至海康实机流水线中，通过注意力机制聚合全局几何先验。实测表明，新算法填补了传统 SGBM 的未匹配黑洞，在 1280×960 真实图像上重构出 125.6 万点的高密度点云，室内圆凳、柜台及纵深墙面的几何关系得到较好还原。根据双目三角测距物理定律 Delta Z ≈ (Z^2 / (f*B))*Delta d，近景 1m 处测距分辨率约 1.2mm，3.5m 处测距误差随距离平方放大至约 1.4cm 厘米级。</w:t>
       </w:r>
     </w:p>
     <w:p>
@@ -572,7 +572,7 @@
           <w:color w:val="000000"/>
           <w:sz w:val="21"/>
         </w:rPr>
-        <w:t>图 1 GREAT-Stereo 实测全景诊断图（极线水平对齐、视差 100% 覆盖、125.6 万点三维点云）</w:t>
+        <w:t>图 1 GREAT-Stereo 实测全景诊断图（极线水平对齐、视差稠密覆盖、125.6 万点三维点云）</w:t>
       </w:r>
     </w:p>
     <w:p>
@@ -605,7 +605,7 @@
           <w:color w:val="000000"/>
           <w:sz w:val="24"/>
         </w:rPr>
-        <w:t>为了考核系统对近红外手术器械的动态定位能力，团队在 Blender 中构建了 1:1 实木课桌物理模型，并针对 4 标记球手术探针设计了 30° 大角度定点锥形摆动测试（全程 500 帧，时长 20 秒）。系统运用亚像素灰度质心提取与 SVD 刚体配准算法实时解算空间位姿，实测探针尖端贴合误差小于 0.08 毫米，配准残差 FRE 达到 0.035 毫米，充分验证了系统的临床可用性。</w:t>
+        <w:t>为了在具备已知几何真值的条件下检验近红外器械追踪算法的数学稳定性，团队在 Blender 中构建了 1:1 实木课桌物理模型，并针对 4 标记球探针设计了 30° 大角度定点锥形摆动测试（全程 500 帧，时长 20 秒）。系统运用亚像素灰度质心提取与 SVD 刚体配准算法解算空间位姿，在仿真理想条件下实测探针尖端贴合误差为 0.079 毫米，配准残差 FRE 为 0.035 毫米。此项数据验证了算法在大倾角条件下的数学鲁棒性。需说明的是，受物理反光球加工公差（约 ±0.03~0.05mm）及真实环境杂散光影响，物理实装后的实测追踪精度预计在 0.3~0.6 mm 范围，后续将推进物理台架测试。</w:t>
       </w:r>
     </w:p>
     <w:p>
